--- a/Инструкция Зайчик Alilo.docx
+++ b/Инструкция Зайчик Alilo.docx
@@ -230,13 +230,13 @@
       </w:pPr>
       <w:r>
         <w:rPr/>
-        <w:t>Игрушка имеет 4</w:t>
+        <w:t>Игрушка имеет 5</w:t>
       </w:r>
       <w:r>
         <w:rPr>
           <w:rStyle w:val="Strong"/>
         </w:rPr>
-        <w:t xml:space="preserve"> режима</w:t>
+        <w:t xml:space="preserve"> режимов</w:t>
       </w:r>
       <w:r>
         <w:rPr/>
@@ -344,31 +344,6 @@
       <w:pPr>
         <w:pStyle w:val="BodyText"/>
         <w:numPr>
-          <w:ilvl w:val="0"/>
-          <w:numId w:val="3"/>
-        </w:numPr>
-        <w:tabs>
-          <w:tab w:val="clear" w:pos="709"/>
-          <w:tab w:val="left" w:pos="0" w:leader="none"/>
-        </w:tabs>
-        <w:ind w:hanging="283" w:left="709"/>
-        <w:rPr/>
-      </w:pPr>
-      <w:r>
-        <w:rPr/>
-        <w:t xml:space="preserve">📖 </w:t>
-      </w:r>
-      <w:r>
-        <w:rPr>
-          <w:rStyle w:val="Strong"/>
-        </w:rPr>
-        <w:t>Режим сказок (Папка 02)</w:t>
-      </w:r>
-    </w:p>
-    <w:p>
-      <w:pPr>
-        <w:pStyle w:val="BodyText"/>
-        <w:numPr>
           <w:ilvl w:val="1"/>
           <w:numId w:val="3"/>
         </w:numPr>
@@ -381,7 +356,32 @@
       </w:pPr>
       <w:r>
         <w:rPr/>
-        <w:t>Воспроизводятся аудиосказки.</w:t>
+        <w:t>Двойное короткое нажатие включает режим повтора играющего трека, включение режима отображается четырех кратным миганием зеленого цвета. Трек будет повторятся до переключения на следующий коротким нажатием кнопки.</w:t>
+      </w:r>
+    </w:p>
+    <w:p>
+      <w:pPr>
+        <w:pStyle w:val="BodyText"/>
+        <w:numPr>
+          <w:ilvl w:val="0"/>
+          <w:numId w:val="3"/>
+        </w:numPr>
+        <w:tabs>
+          <w:tab w:val="clear" w:pos="709"/>
+          <w:tab w:val="left" w:pos="0" w:leader="none"/>
+        </w:tabs>
+        <w:ind w:hanging="283" w:left="709"/>
+        <w:rPr/>
+      </w:pPr>
+      <w:r>
+        <w:rPr/>
+        <w:t xml:space="preserve">📖 </w:t>
+      </w:r>
+      <w:r>
+        <w:rPr>
+          <w:rStyle w:val="Strong"/>
+        </w:rPr>
+        <w:t>Режим сказок (Папка 02)</w:t>
       </w:r>
     </w:p>
     <w:p>
@@ -400,7 +400,45 @@
       </w:pPr>
       <w:r>
         <w:rPr/>
+        <w:t>Воспроизводятся аудиосказки.</w:t>
+      </w:r>
+    </w:p>
+    <w:p>
+      <w:pPr>
+        <w:pStyle w:val="BodyText"/>
+        <w:numPr>
+          <w:ilvl w:val="1"/>
+          <w:numId w:val="3"/>
+        </w:numPr>
+        <w:tabs>
+          <w:tab w:val="clear" w:pos="709"/>
+          <w:tab w:val="left" w:pos="0" w:leader="none"/>
+        </w:tabs>
+        <w:ind w:hanging="283" w:left="1418"/>
+        <w:rPr/>
+      </w:pPr>
+      <w:r>
+        <w:rPr/>
         <w:t>Короткое нажатие переключает следующую сказку.</w:t>
+      </w:r>
+    </w:p>
+    <w:p>
+      <w:pPr>
+        <w:pStyle w:val="BodyText"/>
+        <w:numPr>
+          <w:ilvl w:val="1"/>
+          <w:numId w:val="3"/>
+        </w:numPr>
+        <w:tabs>
+          <w:tab w:val="clear" w:pos="709"/>
+          <w:tab w:val="left" w:pos="0" w:leader="none"/>
+        </w:tabs>
+        <w:ind w:hanging="283" w:left="1418"/>
+        <w:rPr/>
+      </w:pPr>
+      <w:r>
+        <w:rPr/>
+        <w:t>Двойное короткое нажатие включает режим повтора играющего трека, включение режима отображается четырех кратным миганием зеленого цвета. Трек будет повторятся до переключения на следующий коротким нажатием кнопки.</w:t>
       </w:r>
     </w:p>
     <w:p>
@@ -477,31 +515,6 @@
       <w:pPr>
         <w:pStyle w:val="BodyText"/>
         <w:numPr>
-          <w:ilvl w:val="0"/>
-          <w:numId w:val="3"/>
-        </w:numPr>
-        <w:tabs>
-          <w:tab w:val="clear" w:pos="709"/>
-          <w:tab w:val="left" w:pos="0" w:leader="none"/>
-        </w:tabs>
-        <w:ind w:hanging="283" w:left="709"/>
-        <w:rPr/>
-      </w:pPr>
-      <w:r>
-        <w:rPr/>
-        <w:t xml:space="preserve">🎲 </w:t>
-      </w:r>
-      <w:r>
-        <w:rPr>
-          <w:rStyle w:val="Strong"/>
-        </w:rPr>
-        <w:t>Режим погремушки</w:t>
-      </w:r>
-    </w:p>
-    <w:p>
-      <w:pPr>
-        <w:pStyle w:val="BodyText"/>
-        <w:numPr>
           <w:ilvl w:val="1"/>
           <w:numId w:val="3"/>
         </w:numPr>
@@ -514,7 +527,32 @@
       </w:pPr>
       <w:r>
         <w:rPr/>
-        <w:t>Когда ребёнок трясёт игрушку, включаются специальные короткие звуки (папка 07). Алфавит.</w:t>
+        <w:t>Двойное короткое нажатие включает режим повтора играющего трека, включение режима отображается четырех кратным миганием зеленого цвета. Трек будет повторятся до переключения на следующий коротким нажатием кнопки.</w:t>
+      </w:r>
+    </w:p>
+    <w:p>
+      <w:pPr>
+        <w:pStyle w:val="BodyText"/>
+        <w:numPr>
+          <w:ilvl w:val="0"/>
+          <w:numId w:val="3"/>
+        </w:numPr>
+        <w:tabs>
+          <w:tab w:val="clear" w:pos="709"/>
+          <w:tab w:val="left" w:pos="0" w:leader="none"/>
+        </w:tabs>
+        <w:ind w:hanging="283" w:left="709"/>
+        <w:rPr/>
+      </w:pPr>
+      <w:r>
+        <w:rPr/>
+        <w:t xml:space="preserve">🎲 </w:t>
+      </w:r>
+      <w:r>
+        <w:rPr>
+          <w:rStyle w:val="Strong"/>
+        </w:rPr>
+        <w:t>Режим погремушки</w:t>
       </w:r>
     </w:p>
     <w:p>
@@ -533,24 +571,117 @@
       </w:pPr>
       <w:r>
         <w:rPr/>
+        <w:t>Когда ребёнок трясёт игрушку, включаются специальные короткие звуки (папка 07). Алфавит.</w:t>
+      </w:r>
+    </w:p>
+    <w:p>
+      <w:pPr>
+        <w:pStyle w:val="BodyText"/>
+        <w:numPr>
+          <w:ilvl w:val="1"/>
+          <w:numId w:val="3"/>
+        </w:numPr>
+        <w:tabs>
+          <w:tab w:val="clear" w:pos="709"/>
+          <w:tab w:val="left" w:pos="0" w:leader="none"/>
+        </w:tabs>
+        <w:ind w:hanging="283" w:left="1418"/>
+        <w:rPr/>
+      </w:pPr>
+      <w:r>
+        <w:rPr/>
+        <w:t>При постоянном потрясывании игрушка повторяет звук 3 раза далее переходит к следующему.</w:t>
+      </w:r>
+    </w:p>
+    <w:p>
+      <w:pPr>
+        <w:pStyle w:val="BodyText"/>
+        <w:numPr>
+          <w:ilvl w:val="1"/>
+          <w:numId w:val="3"/>
+        </w:numPr>
+        <w:tabs>
+          <w:tab w:val="clear" w:pos="709"/>
+          <w:tab w:val="left" w:pos="0" w:leader="none"/>
+        </w:tabs>
+        <w:ind w:hanging="283" w:left="1418"/>
+        <w:rPr/>
+      </w:pPr>
+      <w:r>
+        <w:rPr/>
         <w:t>Подсветка загорается случайным цветом до следующего встряхивания.</w:t>
       </w:r>
     </w:p>
     <w:p>
       <w:pPr>
         <w:pStyle w:val="BodyText"/>
-        <w:rPr/>
-      </w:pPr>
-      <w:r>
-        <w:rPr/>
-        <w:t xml:space="preserve">       </w:t>
-      </w:r>
+        <w:numPr>
+          <w:ilvl w:val="0"/>
+          <w:numId w:val="3"/>
+        </w:numPr>
+        <w:rPr/>
+      </w:pPr>
       <w:r>
         <w:rPr>
           <w:b/>
           <w:bCs/>
         </w:rPr>
-        <w:t>5.     Режим ночника</w:t>
+        <w:t>Режим изучение цветов</w:t>
+      </w:r>
+    </w:p>
+    <w:p>
+      <w:pPr>
+        <w:pStyle w:val="BodyText"/>
+        <w:numPr>
+          <w:ilvl w:val="1"/>
+          <w:numId w:val="3"/>
+        </w:numPr>
+        <w:tabs>
+          <w:tab w:val="clear" w:pos="709"/>
+          <w:tab w:val="left" w:pos="0" w:leader="none"/>
+        </w:tabs>
+        <w:ind w:hanging="283" w:left="1418"/>
+        <w:rPr/>
+      </w:pPr>
+      <w:r>
+        <w:rPr/>
+        <w:t xml:space="preserve">Установите Зайчика на карточку Зайчик распознает цвет и зажгет ушки в цвет карточки произнеся название цвета на русском и английском языках. </w:t>
+      </w:r>
+    </w:p>
+    <w:p>
+      <w:pPr>
+        <w:pStyle w:val="BodyText"/>
+        <w:numPr>
+          <w:ilvl w:val="1"/>
+          <w:numId w:val="3"/>
+        </w:numPr>
+        <w:tabs>
+          <w:tab w:val="clear" w:pos="709"/>
+          <w:tab w:val="left" w:pos="0" w:leader="none"/>
+        </w:tabs>
+        <w:ind w:hanging="283" w:left="1418"/>
+        <w:rPr/>
+      </w:pPr>
+      <w:r>
+        <w:rPr/>
+        <w:t>В случае неправильного определения цвета, цвета необходимо откалибровать (см. Ниже). Калибровку необходимо проводить на не полностью заряженной игрушке.</w:t>
+      </w:r>
+    </w:p>
+    <w:p>
+      <w:pPr>
+        <w:pStyle w:val="BodyText"/>
+        <w:numPr>
+          <w:ilvl w:val="0"/>
+          <w:numId w:val="3"/>
+        </w:numPr>
+        <w:rPr/>
+      </w:pPr>
+      <w:r>
+        <w:rPr>
+          <w:b/>
+          <w:bCs/>
+        </w:rPr>
+        <w:t>Режим ночника</w:t>
       </w:r>
     </w:p>
     <w:p>
@@ -782,69 +913,6 @@
       <w:r>
         <w:rPr/>
         <w:t>При зарядке мигает зелёным, при полной зарядке горит зелёный постоянно.</w:t>
-      </w:r>
-    </w:p>
-    <w:p>
-      <w:pPr>
-        <w:pStyle w:val="BodyText"/>
-        <w:numPr>
-          <w:ilvl w:val="0"/>
-          <w:numId w:val="4"/>
-        </w:numPr>
-        <w:tabs>
-          <w:tab w:val="clear" w:pos="709"/>
-          <w:tab w:val="left" w:pos="0" w:leader="none"/>
-        </w:tabs>
-        <w:ind w:hanging="283" w:left="709"/>
-        <w:rPr/>
-      </w:pPr>
-      <w:r>
-        <w:rPr/>
-        <w:t xml:space="preserve">🎨 </w:t>
-      </w:r>
-      <w:r>
-        <w:rPr>
-          <w:rStyle w:val="Strong"/>
-        </w:rPr>
-        <w:t>Определение цвета</w:t>
-      </w:r>
-    </w:p>
-    <w:p>
-      <w:pPr>
-        <w:pStyle w:val="BodyText"/>
-        <w:numPr>
-          <w:ilvl w:val="1"/>
-          <w:numId w:val="4"/>
-        </w:numPr>
-        <w:tabs>
-          <w:tab w:val="clear" w:pos="709"/>
-          <w:tab w:val="left" w:pos="0" w:leader="none"/>
-        </w:tabs>
-        <w:ind w:hanging="283" w:left="1418"/>
-        <w:rPr/>
-      </w:pPr>
-      <w:r>
-        <w:rPr/>
-        <w:t xml:space="preserve">Установите Зайчика на карточку и слегка надавите Зайчик распознает цвет и зажгет ушки в цвет карточки, и произнесет название цвета на русском и английском языках. </w:t>
-      </w:r>
-    </w:p>
-    <w:p>
-      <w:pPr>
-        <w:pStyle w:val="BodyText"/>
-        <w:numPr>
-          <w:ilvl w:val="1"/>
-          <w:numId w:val="4"/>
-        </w:numPr>
-        <w:tabs>
-          <w:tab w:val="clear" w:pos="709"/>
-          <w:tab w:val="left" w:pos="0" w:leader="none"/>
-        </w:tabs>
-        <w:ind w:hanging="283" w:left="1418"/>
-        <w:rPr/>
-      </w:pPr>
-      <w:r>
-        <w:rPr/>
-        <w:t>В случае неправильного определения цвета, цвета необходимо откалибровать (см. ниже).</w:t>
       </w:r>
     </w:p>
     <w:p>
@@ -1223,7 +1291,7 @@
       </w:pPr>
       <w:r>
         <w:rPr/>
-        <w:t>Заряжайте только стандартным USB-кабелем от адаптера 5 В не более 1A, без поддержки быстрой зарядки, или от USB порта компьютера.</w:t>
+        <w:t>Заряжайте только стандартным USB-кабелем от адаптера 5 В, или от USB порта компьютера.</w:t>
       </w:r>
     </w:p>
     <w:p>
@@ -1287,6 +1355,32 @@
       <w:r>
         <w:rPr/>
         <w:t xml:space="preserve"> → следующий трек (в режимах 1–2) или смена цвета (в ночном режиме).</w:t>
+      </w:r>
+    </w:p>
+    <w:p>
+      <w:pPr>
+        <w:pStyle w:val="BodyText"/>
+        <w:numPr>
+          <w:ilvl w:val="0"/>
+          <w:numId w:val="7"/>
+        </w:numPr>
+        <w:tabs>
+          <w:tab w:val="clear" w:pos="709"/>
+          <w:tab w:val="left" w:pos="0" w:leader="none"/>
+        </w:tabs>
+        <w:ind w:hanging="283" w:left="709"/>
+        <w:rPr/>
+      </w:pPr>
+      <w:r>
+        <w:rPr>
+          <w:b/>
+          <w:bCs/>
+        </w:rPr>
+        <w:t>Двойное короткое нажатие MODE</w:t>
+      </w:r>
+      <w:r>
+        <w:rPr/>
+        <w:t xml:space="preserve"> → режим повтора играющего трека.</w:t>
       </w:r>
     </w:p>
     <w:p>

--- a/Инструкция Зайчик Alilo.docx
+++ b/Инструкция Зайчик Alilo.docx
@@ -172,7 +172,7 @@
         <w:rPr>
           <w:rStyle w:val="Strong"/>
         </w:rPr>
-        <w:t>Подсветка головы</w:t>
+        <w:t>Подсветка ушей</w:t>
       </w:r>
       <w:r>
         <w:rPr/>
@@ -246,7 +246,7 @@
         <w:rPr>
           <w:rStyle w:val="Strong"/>
         </w:rPr>
-        <w:t xml:space="preserve">долгим нажатием кнопки MODE (удерживать ~2 сек.), </w:t>
+        <w:t xml:space="preserve">долгим нажатием кнопки MODE (удерживать ~1 сек.), </w:t>
       </w:r>
       <w:r>
         <w:rPr>
@@ -254,7 +254,7 @@
           <w:b w:val="false"/>
           <w:bCs w:val="false"/>
         </w:rPr>
-        <w:t xml:space="preserve">и </w:t>
+        <w:t xml:space="preserve">и 6 – ой </w:t>
       </w:r>
       <w:r>
         <w:rPr>
@@ -352,11 +352,18 @@
           <w:tab w:val="left" w:pos="0" w:leader="none"/>
         </w:tabs>
         <w:ind w:hanging="283" w:left="1418"/>
-        <w:rPr/>
-      </w:pPr>
-      <w:r>
-        <w:rPr/>
-        <w:t>Двойное короткое нажатие включает режим повтора играющего трека, включение режима отображается четырех кратным миганием зеленого цвета. Трек будет повторятся до переключения на следующий коротким нажатием кнопки.</w:t>
+        <w:rPr>
+          <w:i/>
+          <w:i/>
+          <w:iCs/>
+        </w:rPr>
+      </w:pPr>
+      <w:r>
+        <w:rPr>
+          <w:i/>
+          <w:iCs/>
+        </w:rPr>
+        <w:t>Двойное короткое нажатие включает режим повтора играющего трека, включение режима отображается четырехкратным миганием зеленого цвета. Трек будет повторятся до переключения на следующий коротким нажатием кнопки.</w:t>
       </w:r>
     </w:p>
     <w:p>
@@ -434,11 +441,18 @@
           <w:tab w:val="left" w:pos="0" w:leader="none"/>
         </w:tabs>
         <w:ind w:hanging="283" w:left="1418"/>
-        <w:rPr/>
-      </w:pPr>
-      <w:r>
-        <w:rPr/>
-        <w:t>Двойное короткое нажатие включает режим повтора играющего трека, включение режима отображается четырех кратным миганием зеленого цвета. Трек будет повторятся до переключения на следующий коротким нажатием кнопки.</w:t>
+        <w:rPr>
+          <w:i/>
+          <w:i/>
+          <w:iCs/>
+        </w:rPr>
+      </w:pPr>
+      <w:r>
+        <w:rPr>
+          <w:i/>
+          <w:iCs/>
+        </w:rPr>
+        <w:t>Двойное короткое нажатие включает режим повтора играющего трека, включение режима отображается четырехкратным миганием зеленого цвета. Трек будет повторятся до переключения на следующий коротким нажатием кнопки.</w:t>
       </w:r>
     </w:p>
     <w:p>
@@ -464,7 +478,7 @@
           <w:b/>
           <w:bCs/>
         </w:rPr>
-        <w:t>Музыка для сна</w:t>
+        <w:t>Режим музыка для сна</w:t>
       </w:r>
       <w:r>
         <w:rPr>
@@ -523,11 +537,18 @@
           <w:tab w:val="left" w:pos="0" w:leader="none"/>
         </w:tabs>
         <w:ind w:hanging="283" w:left="1418"/>
-        <w:rPr/>
-      </w:pPr>
-      <w:r>
-        <w:rPr/>
-        <w:t>Двойное короткое нажатие включает режим повтора играющего трека, включение режима отображается четырех кратным миганием зеленого цвета. Трек будет повторятся до переключения на следующий коротким нажатием кнопки.</w:t>
+        <w:rPr>
+          <w:i/>
+          <w:i/>
+          <w:iCs/>
+        </w:rPr>
+      </w:pPr>
+      <w:r>
+        <w:rPr>
+          <w:i/>
+          <w:iCs/>
+        </w:rPr>
+        <w:t>Двойное короткое нажатие включает режим повтора играющего трека, включение режима отображается четырехкратным миганием зеленого цвета. Трек будет повторятся до переключения на следующий коротким нажатием кнопки.</w:t>
       </w:r>
     </w:p>
     <w:p>
@@ -552,7 +573,7 @@
         <w:rPr>
           <w:rStyle w:val="Strong"/>
         </w:rPr>
-        <w:t>Режим погремушки</w:t>
+        <w:t>Режим погремушки (Папка 04)</w:t>
       </w:r>
     </w:p>
     <w:p>
@@ -571,7 +592,7 @@
       </w:pPr>
       <w:r>
         <w:rPr/>
-        <w:t>Когда ребёнок трясёт игрушку, включаются специальные короткие звуки (папка 07). Алфавит.</w:t>
+        <w:t>Когда ребёнок трясёт игрушку, включаются специальные короткие звуки (папка 04). Алфавит.</w:t>
       </w:r>
     </w:p>
     <w:p>
@@ -626,7 +647,13 @@
           <w:b/>
           <w:bCs/>
         </w:rPr>
-        <w:t>Режим изучение цветов</w:t>
+        <w:t xml:space="preserve">Режим изучение цветов </w:t>
+      </w:r>
+      <w:r>
+        <w:rPr>
+          <w:rStyle w:val="Strong"/>
+        </w:rPr>
+        <w:t>(Папка 05)</w:t>
       </w:r>
     </w:p>
     <w:p>
@@ -664,7 +691,7 @@
       </w:pPr>
       <w:r>
         <w:rPr/>
-        <w:t>В случае неправильного определения цвета, цвета необходимо откалибровать (см. Ниже). Калибровку необходимо проводить на не полностью заряженной игрушке.</w:t>
+        <w:t xml:space="preserve">В случае неправильного определения или не определения, цвета необходимо откалибровать (см. Ниже). </w:t>
       </w:r>
     </w:p>
     <w:p>
@@ -893,7 +920,7 @@
       </w:pPr>
       <w:r>
         <w:rPr/>
-        <w:t>При низком заряде батареи (ниже 3.1 В) Зайчик мигает красным и предупреждает звуком.</w:t>
+        <w:t>При низком заряде батареи (ниже 3.3 В) Зайчик мигает красным и предупреждает звуком.</w:t>
       </w:r>
     </w:p>
     <w:p>
@@ -1048,7 +1075,17 @@
       </w:pPr>
       <w:r>
         <w:rPr/>
-        <w:t>(для родителей, если цвета определяются некорректно)</w:t>
+        <w:t xml:space="preserve">(для родителей, если цвета определяются некорректно, или совсем не определяются) </w:t>
+      </w:r>
+    </w:p>
+    <w:p>
+      <w:pPr>
+        <w:pStyle w:val="BodyText"/>
+        <w:rPr/>
+      </w:pPr>
+      <w:r>
+        <w:rPr/>
+        <w:t>Калибровку необходимо проводить на не полностью заряженной игрушке. Разрядить, поставить на зарядку на ~5  минут, приступить к калибровке. Если откалибровать на полностью заряженной игрушке, то к моменту разряда возможно не корректное определение цветов.</w:t>
       </w:r>
     </w:p>
     <w:p>
@@ -1148,7 +1185,7 @@
       </w:pPr>
       <w:r>
         <w:rPr/>
-        <w:t>Включите питание Зайчика поворотом ручки регулировки громкости не отпуская кнопок. Через две секунды Зайчик перейдет в режим калибровки три раза мигнув синим цветом.</w:t>
+        <w:t>Включите питание Зайчика поворотом ручки регулировки громкости не отпуская кнопок. Через две секунды Зайчик перейдет в режим калибровки три раза мигнув синим цветом. Можно отпустить кнопки.</w:t>
       </w:r>
     </w:p>
     <w:p>
@@ -1167,220 +1204,257 @@
       </w:pPr>
       <w:r>
         <w:rPr/>
-        <w:t>Поставте Зайчика на карточку с первым калибруемым цветом Черным и нажмите кнопку MODE, в случае успешного определения цвета зайчик три раза мигнет зеленым и перейдет к калибровке следующего цвета подсветив ушки нужным цветом,  в случае если определенный цвет уже имеется в памяти Зайчик мигнет три раза крассным и будет ожидать повторного нажатия MODE с правильным установленным цветом.</w:t>
-      </w:r>
-    </w:p>
-    <w:p>
-      <w:pPr>
-        <w:pStyle w:val="BodyText"/>
-        <w:numPr>
-          <w:ilvl w:val="0"/>
-          <w:numId w:val="5"/>
-        </w:numPr>
-        <w:tabs>
-          <w:tab w:val="clear" w:pos="709"/>
-          <w:tab w:val="left" w:pos="0" w:leader="none"/>
-        </w:tabs>
-        <w:ind w:hanging="283" w:left="709"/>
-        <w:rPr/>
-      </w:pPr>
-      <w:r>
-        <w:rPr/>
-        <w:t>Проделайте так со всеми цветами (чёрный, синий, зелёный, фиолетовый, красный, белый, жёлтый, серый, оранжевый).</w:t>
-      </w:r>
-    </w:p>
-    <w:p>
-      <w:pPr>
-        <w:pStyle w:val="BodyText"/>
-        <w:numPr>
-          <w:ilvl w:val="0"/>
-          <w:numId w:val="5"/>
-        </w:numPr>
-        <w:tabs>
-          <w:tab w:val="clear" w:pos="709"/>
-          <w:tab w:val="left" w:pos="0" w:leader="none"/>
-        </w:tabs>
-        <w:ind w:hanging="283" w:left="709"/>
-        <w:rPr/>
-      </w:pPr>
-      <w:r>
-        <w:rPr/>
-        <w:t>Калибровку необходимо пройти полностью так как при начале калибровки цвета из памяти удаляются и в случае не полного прохождения калибровки определение цветов будет работать не корректно. В случае не полной калибровки, процедуру необходимо повторить сначала выключив Зайчика.</w:t>
-      </w:r>
-    </w:p>
-    <w:p>
-      <w:pPr>
-        <w:pStyle w:val="Style16"/>
-        <w:rPr/>
-      </w:pPr>
-      <w:r>
-        <w:rPr/>
-      </w:r>
-    </w:p>
-    <w:p>
-      <w:pPr>
-        <w:pStyle w:val="Heading2"/>
-        <w:rPr/>
-      </w:pPr>
-      <w:r>
-        <w:rPr/>
-        <w:t>Советы по использованию</w:t>
-      </w:r>
-    </w:p>
-    <w:p>
-      <w:pPr>
-        <w:pStyle w:val="BodyText"/>
-        <w:numPr>
-          <w:ilvl w:val="0"/>
-          <w:numId w:val="6"/>
-        </w:numPr>
-        <w:tabs>
-          <w:tab w:val="clear" w:pos="709"/>
-          <w:tab w:val="left" w:pos="0" w:leader="none"/>
-        </w:tabs>
-        <w:ind w:hanging="283" w:left="709"/>
-        <w:rPr/>
-      </w:pPr>
-      <w:r>
-        <w:rPr/>
-        <w:t xml:space="preserve">Игрушка рассчитана для детей от </w:t>
-      </w:r>
-      <w:r>
-        <w:rPr>
-          <w:rStyle w:val="Strong"/>
-        </w:rPr>
-        <w:t>1 года</w:t>
-      </w:r>
-      <w:r>
-        <w:rPr/>
-        <w:t xml:space="preserve"> (под присмотром взрослых).</w:t>
-      </w:r>
-    </w:p>
-    <w:p>
-      <w:pPr>
-        <w:pStyle w:val="BodyText"/>
-        <w:numPr>
-          <w:ilvl w:val="0"/>
-          <w:numId w:val="6"/>
-        </w:numPr>
-        <w:tabs>
-          <w:tab w:val="clear" w:pos="709"/>
-          <w:tab w:val="left" w:pos="0" w:leader="none"/>
-        </w:tabs>
-        <w:ind w:hanging="283" w:left="709"/>
-        <w:rPr/>
-      </w:pPr>
-      <w:r>
-        <w:rPr/>
-        <w:t>Не оставляйте игрушку под дождём или в воде.</w:t>
-      </w:r>
-    </w:p>
-    <w:p>
-      <w:pPr>
-        <w:pStyle w:val="BodyText"/>
-        <w:numPr>
-          <w:ilvl w:val="0"/>
-          <w:numId w:val="6"/>
-        </w:numPr>
-        <w:tabs>
-          <w:tab w:val="clear" w:pos="709"/>
-          <w:tab w:val="left" w:pos="0" w:leader="none"/>
-        </w:tabs>
-        <w:ind w:hanging="283" w:left="709"/>
-        <w:rPr/>
-      </w:pPr>
-      <w:r>
-        <w:rPr/>
-        <w:t>Заряжайте только стандартным USB-кабелем от адаптера 5 В, или от USB порта компьютера.</w:t>
-      </w:r>
-    </w:p>
-    <w:p>
-      <w:pPr>
-        <w:pStyle w:val="BodyText"/>
-        <w:numPr>
-          <w:ilvl w:val="0"/>
-          <w:numId w:val="6"/>
-        </w:numPr>
-        <w:tabs>
-          <w:tab w:val="clear" w:pos="709"/>
-          <w:tab w:val="left" w:pos="0" w:leader="none"/>
-        </w:tabs>
-        <w:ind w:hanging="283" w:left="709"/>
-        <w:rPr/>
-      </w:pPr>
-      <w:r>
-        <w:rPr/>
-        <w:t>Если игрушка не реагирует — возможно, батарея полностью разряжена. Поставьте на зарядку на 30–40 минут.</w:t>
-      </w:r>
-    </w:p>
-    <w:p>
-      <w:pPr>
-        <w:pStyle w:val="Style16"/>
-        <w:rPr/>
-      </w:pPr>
-      <w:r>
-        <w:rPr/>
-      </w:r>
-    </w:p>
-    <w:p>
-      <w:pPr>
-        <w:pStyle w:val="Heading2"/>
-        <w:rPr/>
-      </w:pPr>
-      <w:r>
-        <w:rPr/>
-        <w:t>Быстрый справочник для родителей</w:t>
-      </w:r>
-    </w:p>
-    <w:p>
-      <w:pPr>
-        <w:pStyle w:val="BodyText"/>
-        <w:numPr>
-          <w:ilvl w:val="0"/>
-          <w:numId w:val="7"/>
-        </w:numPr>
-        <w:tabs>
-          <w:tab w:val="clear" w:pos="709"/>
-          <w:tab w:val="left" w:pos="0" w:leader="none"/>
-        </w:tabs>
-        <w:ind w:hanging="283" w:left="709"/>
-        <w:rPr/>
-      </w:pPr>
-      <w:r>
-        <w:rPr>
-          <w:rStyle w:val="Strong"/>
-        </w:rPr>
-        <w:t>Короткое нажатие MODE</w:t>
-      </w:r>
-      <w:r>
-        <w:rPr/>
-        <w:t xml:space="preserve"> → следующий трек (в режимах 1–2) или смена цвета (в ночном режиме).</w:t>
-      </w:r>
-    </w:p>
-    <w:p>
-      <w:pPr>
-        <w:pStyle w:val="BodyText"/>
-        <w:numPr>
-          <w:ilvl w:val="0"/>
-          <w:numId w:val="7"/>
-        </w:numPr>
-        <w:tabs>
-          <w:tab w:val="clear" w:pos="709"/>
-          <w:tab w:val="left" w:pos="0" w:leader="none"/>
-        </w:tabs>
-        <w:ind w:hanging="283" w:left="709"/>
-        <w:rPr/>
-      </w:pPr>
+        <w:t xml:space="preserve">Поставте Зайчика на карточку с первым калибруемым цветом Черным и нажмите кнопку </w:t>
+      </w:r>
       <w:r>
         <w:rPr>
           <w:b/>
           <w:bCs/>
         </w:rPr>
+        <w:t>MODE</w:t>
+      </w:r>
+      <w:r>
+        <w:rPr/>
+        <w:t xml:space="preserve">, в случае успешного определения цвета зайчик три раза мигнет зеленым и перейдет к калибровке следующего цвета подсветив ушки нужным цветом,  в случае если определенный цвет уже имеется в памяти, Зайчик мигнет три раза крассным и будет ожидать повторного нажатия </w:t>
+      </w:r>
+      <w:r>
+        <w:rPr>
+          <w:b/>
+          <w:bCs/>
+        </w:rPr>
+        <w:t>MODE</w:t>
+      </w:r>
+      <w:r>
+        <w:rPr/>
+        <w:t xml:space="preserve"> с правильно установленным цветом.</w:t>
+      </w:r>
+    </w:p>
+    <w:p>
+      <w:pPr>
+        <w:pStyle w:val="BodyText"/>
+        <w:numPr>
+          <w:ilvl w:val="0"/>
+          <w:numId w:val="5"/>
+        </w:numPr>
+        <w:tabs>
+          <w:tab w:val="clear" w:pos="709"/>
+          <w:tab w:val="left" w:pos="0" w:leader="none"/>
+        </w:tabs>
+        <w:ind w:hanging="283" w:left="709"/>
+        <w:rPr/>
+      </w:pPr>
+      <w:r>
+        <w:rPr/>
+        <w:t>Проделайте так со всеми цветами в указанном порядке (1 - чёрный, 2 - синий, 3 - зелёный, 4 - фиолетовый, 5 - красный, 6 - белый, 7 - жёлтый, 8 - серый, 9 – оранжевый).</w:t>
+      </w:r>
+    </w:p>
+    <w:p>
+      <w:pPr>
+        <w:pStyle w:val="BodyText"/>
+        <w:numPr>
+          <w:ilvl w:val="0"/>
+          <w:numId w:val="5"/>
+        </w:numPr>
+        <w:tabs>
+          <w:tab w:val="clear" w:pos="709"/>
+          <w:tab w:val="left" w:pos="0" w:leader="none"/>
+        </w:tabs>
+        <w:ind w:hanging="283" w:left="709"/>
+        <w:rPr/>
+      </w:pPr>
+      <w:r>
+        <w:rPr/>
+        <w:t>По окончанию калибровки выключите и включите Зайчика.</w:t>
+      </w:r>
+    </w:p>
+    <w:p>
+      <w:pPr>
+        <w:pStyle w:val="BodyText"/>
+        <w:tabs>
+          <w:tab w:val="clear" w:pos="709"/>
+          <w:tab w:val="left" w:pos="0" w:leader="none"/>
+        </w:tabs>
+        <w:jc w:val="left"/>
+        <w:rPr/>
+      </w:pPr>
+      <w:r>
+        <w:rPr/>
+        <w:t>Калибровку необходимо пройти полностью, так как при начале калибровки цвета из памяти удаляются. В случае не полного прохождения калибровки определение цветов будет работать не корректно. В случае не полной калибровки, процедуру необходимо повторить сначала, выключив Зайчика.</w:t>
+      </w:r>
+    </w:p>
+    <w:p>
+      <w:pPr>
+        <w:pStyle w:val="Style16"/>
+        <w:rPr/>
+      </w:pPr>
+      <w:r>
+        <w:rPr/>
+      </w:r>
+    </w:p>
+    <w:p>
+      <w:pPr>
+        <w:pStyle w:val="Heading2"/>
+        <w:rPr/>
+      </w:pPr>
+      <w:r>
+        <w:rPr/>
+        <w:t>Советы по использованию</w:t>
+      </w:r>
+    </w:p>
+    <w:p>
+      <w:pPr>
+        <w:pStyle w:val="BodyText"/>
+        <w:numPr>
+          <w:ilvl w:val="0"/>
+          <w:numId w:val="6"/>
+        </w:numPr>
+        <w:tabs>
+          <w:tab w:val="clear" w:pos="709"/>
+          <w:tab w:val="left" w:pos="0" w:leader="none"/>
+        </w:tabs>
+        <w:ind w:hanging="283" w:left="709"/>
+        <w:rPr/>
+      </w:pPr>
+      <w:r>
+        <w:rPr/>
+        <w:t xml:space="preserve">Игрушка рассчитана для детей от </w:t>
+      </w:r>
+      <w:r>
+        <w:rPr>
+          <w:rStyle w:val="Strong"/>
+        </w:rPr>
+        <w:t>1 года</w:t>
+      </w:r>
+      <w:r>
+        <w:rPr/>
+        <w:t xml:space="preserve"> (под присмотром взрослых).</w:t>
+      </w:r>
+    </w:p>
+    <w:p>
+      <w:pPr>
+        <w:pStyle w:val="BodyText"/>
+        <w:numPr>
+          <w:ilvl w:val="0"/>
+          <w:numId w:val="6"/>
+        </w:numPr>
+        <w:tabs>
+          <w:tab w:val="clear" w:pos="709"/>
+          <w:tab w:val="left" w:pos="0" w:leader="none"/>
+        </w:tabs>
+        <w:ind w:hanging="283" w:left="709"/>
+        <w:rPr/>
+      </w:pPr>
+      <w:r>
+        <w:rPr/>
+        <w:t>Не оставляйте игрушку под дождём или в воде.</w:t>
+      </w:r>
+    </w:p>
+    <w:p>
+      <w:pPr>
+        <w:pStyle w:val="BodyText"/>
+        <w:numPr>
+          <w:ilvl w:val="0"/>
+          <w:numId w:val="6"/>
+        </w:numPr>
+        <w:tabs>
+          <w:tab w:val="clear" w:pos="709"/>
+          <w:tab w:val="left" w:pos="0" w:leader="none"/>
+        </w:tabs>
+        <w:ind w:hanging="283" w:left="709"/>
+        <w:rPr/>
+      </w:pPr>
+      <w:r>
+        <w:rPr/>
+        <w:t>Заряжайте только стандартным USB-кабелем от адаптера 5 В, или от USB порта компьютера.</w:t>
+      </w:r>
+    </w:p>
+    <w:p>
+      <w:pPr>
+        <w:pStyle w:val="BodyText"/>
+        <w:numPr>
+          <w:ilvl w:val="0"/>
+          <w:numId w:val="6"/>
+        </w:numPr>
+        <w:tabs>
+          <w:tab w:val="clear" w:pos="709"/>
+          <w:tab w:val="left" w:pos="0" w:leader="none"/>
+        </w:tabs>
+        <w:ind w:hanging="283" w:left="709"/>
+        <w:rPr/>
+      </w:pPr>
+      <w:r>
+        <w:rPr/>
+        <w:t>Если игрушка не реагирует — возможно, батарея полностью разряжена. Поставьте на зарядку на 30–40 минут.</w:t>
+      </w:r>
+    </w:p>
+    <w:p>
+      <w:pPr>
+        <w:pStyle w:val="Style16"/>
+        <w:rPr/>
+      </w:pPr>
+      <w:r>
+        <w:rPr/>
+      </w:r>
+    </w:p>
+    <w:p>
+      <w:pPr>
+        <w:pStyle w:val="Heading2"/>
+        <w:rPr/>
+      </w:pPr>
+      <w:r>
+        <w:rPr/>
+        <w:t>Быстрый справочник для родителей</w:t>
+      </w:r>
+    </w:p>
+    <w:p>
+      <w:pPr>
+        <w:pStyle w:val="BodyText"/>
+        <w:numPr>
+          <w:ilvl w:val="0"/>
+          <w:numId w:val="7"/>
+        </w:numPr>
+        <w:tabs>
+          <w:tab w:val="clear" w:pos="709"/>
+          <w:tab w:val="left" w:pos="0" w:leader="none"/>
+        </w:tabs>
+        <w:ind w:hanging="283" w:left="709"/>
+        <w:rPr/>
+      </w:pPr>
+      <w:r>
+        <w:rPr>
+          <w:rStyle w:val="Strong"/>
+        </w:rPr>
+        <w:t>Короткое нажатие MODE</w:t>
+      </w:r>
+      <w:r>
+        <w:rPr/>
+        <w:t xml:space="preserve"> → следующий трек (в режимах 1–5) или смена цвета (в ночном режиме).</w:t>
+      </w:r>
+    </w:p>
+    <w:p>
+      <w:pPr>
+        <w:pStyle w:val="BodyText"/>
+        <w:numPr>
+          <w:ilvl w:val="0"/>
+          <w:numId w:val="7"/>
+        </w:numPr>
+        <w:tabs>
+          <w:tab w:val="clear" w:pos="709"/>
+          <w:tab w:val="left" w:pos="0" w:leader="none"/>
+        </w:tabs>
+        <w:ind w:hanging="283" w:left="709"/>
+        <w:rPr/>
+      </w:pPr>
+      <w:r>
+        <w:rPr>
+          <w:b/>
+          <w:bCs/>
+        </w:rPr>
         <w:t>Двойное короткое нажатие MODE</w:t>
       </w:r>
       <w:r>
         <w:rPr/>
-        <w:t xml:space="preserve"> → режим повтора играющего трека.</w:t>
+        <w:t xml:space="preserve"> → режим повтора играющего трека в режимах (1-3).</w:t>
       </w:r>
     </w:p>
     <w:p>
@@ -1426,11 +1500,25 @@
         <w:rPr>
           <w:rStyle w:val="Strong"/>
         </w:rPr>
-        <w:t>Кнопка COLOR</w:t>
-      </w:r>
-      <w:r>
-        <w:rPr/>
-        <w:t xml:space="preserve"> → определение цвета или вход в режим калибровки.</w:t>
+        <w:t>Кнопка COLOR (</w:t>
+      </w:r>
+      <w:r>
+        <w:rPr>
+          <w:rStyle w:val="Strong"/>
+          <w:b w:val="false"/>
+          <w:bCs w:val="false"/>
+        </w:rPr>
+        <w:t>кольцо на нижней стороне игрушки</w:t>
+      </w:r>
+      <w:r>
+        <w:rPr>
+          <w:rStyle w:val="Strong"/>
+        </w:rPr>
+        <w:t>)</w:t>
+      </w:r>
+      <w:r>
+        <w:rPr/>
+        <w:t xml:space="preserve"> → определение цвета или вход в режим калибровки цветов.</w:t>
       </w:r>
     </w:p>
     <w:p>

--- a/Инструкция Зайчик Alilo.docx
+++ b/Инструкция Зайчик Alilo.docx
@@ -10,6 +10,8 @@
         <w:jc w:val="left"/>
         <w:rPr/>
       </w:pPr>
+      <w:bookmarkStart w:id="0" w:name="__RefHeading___Toc112_1515718920"/>
+      <w:bookmarkEnd w:id="0"/>
       <w:r>
         <w:rPr/>
         <w:t xml:space="preserve">🐇 </w:t>
@@ -31,9 +33,260 @@
         <w:t>Руководство для родителей</w:t>
       </w:r>
     </w:p>
-    <w:p>
-      <w:pPr>
-        <w:pStyle w:val="Style16"/>
+    <w:sdt>
+      <w:sdtPr>
+        <w:docPartObj>
+          <w:docPartGallery w:val="Table of Contents"/>
+          <w:docPartUnique w:val="true"/>
+        </w:docPartObj>
+      </w:sdtPr>
+      <w:sdtContent>
+        <w:p>
+          <w:pPr>
+            <w:pStyle w:val="TOCHeading"/>
+            <w:suppressLineNumbers/>
+            <w:ind w:hanging="0" w:left="0"/>
+            <w:rPr>
+              <w:b/>
+              <w:bCs/>
+              <w:sz w:val="32"/>
+              <w:szCs w:val="32"/>
+            </w:rPr>
+          </w:pPr>
+          <w:r>
+            <w:rPr>
+              <w:b/>
+              <w:bCs/>
+              <w:sz w:val="32"/>
+              <w:szCs w:val="32"/>
+            </w:rPr>
+            <w:t>Содержание</w:t>
+          </w:r>
+        </w:p>
+        <w:p>
+          <w:pPr>
+            <w:pStyle w:val="TOC1"/>
+            <w:tabs>
+              <w:tab w:val="clear" w:pos="9638"/>
+              <w:tab w:val="right" w:pos="9637" w:leader="dot"/>
+            </w:tabs>
+            <w:rPr/>
+          </w:pPr>
+          <w:r>
+            <w:fldChar w:fldCharType="begin"/>
+          </w:r>
+          <w:r>
+            <w:rPr>
+              <w:rStyle w:val="Style14"/>
+            </w:rPr>
+            <w:instrText xml:space="preserve"> TOC \f \o "1-9" \h</w:instrText>
+          </w:r>
+          <w:r>
+            <w:rPr>
+              <w:rStyle w:val="Style14"/>
+            </w:rPr>
+            <w:fldChar w:fldCharType="separate"/>
+          </w:r>
+          <w:hyperlink w:anchor="__RefHeading___Toc112_1515718920">
+            <w:r>
+              <w:rPr>
+                <w:rStyle w:val="Style14"/>
+              </w:rPr>
+              <w:t xml:space="preserve">🐇 </w:t>
+            </w:r>
+            <w:r>
+              <w:rPr>
+                <w:rStyle w:val="Style14"/>
+              </w:rPr>
+              <w:t>Зайчик Alilo 3.0</w:t>
+              <w:tab/>
+              <w:t>1</w:t>
+            </w:r>
+          </w:hyperlink>
+        </w:p>
+        <w:p>
+          <w:pPr>
+            <w:pStyle w:val="TOC2"/>
+            <w:tabs>
+              <w:tab w:val="clear" w:pos="9355"/>
+              <w:tab w:val="right" w:pos="9637" w:leader="dot"/>
+            </w:tabs>
+            <w:rPr/>
+          </w:pPr>
+          <w:hyperlink w:anchor="__RefHeading___Toc114_1515718920">
+            <w:r>
+              <w:rPr>
+                <w:rStyle w:val="Style14"/>
+              </w:rPr>
+              <w:t>Назначение игрушки</w:t>
+              <w:tab/>
+              <w:t>1</w:t>
+            </w:r>
+          </w:hyperlink>
+        </w:p>
+        <w:p>
+          <w:pPr>
+            <w:pStyle w:val="TOC2"/>
+            <w:tabs>
+              <w:tab w:val="clear" w:pos="9355"/>
+              <w:tab w:val="right" w:pos="9637" w:leader="dot"/>
+            </w:tabs>
+            <w:rPr/>
+          </w:pPr>
+          <w:hyperlink w:anchor="__RefHeading___Toc116_1515718920">
+            <w:r>
+              <w:rPr>
+                <w:rStyle w:val="Style14"/>
+              </w:rPr>
+              <w:t>Элементы управления</w:t>
+              <w:tab/>
+              <w:t>1</w:t>
+            </w:r>
+          </w:hyperlink>
+        </w:p>
+        <w:p>
+          <w:pPr>
+            <w:pStyle w:val="TOC2"/>
+            <w:tabs>
+              <w:tab w:val="clear" w:pos="9355"/>
+              <w:tab w:val="right" w:pos="9637" w:leader="dot"/>
+            </w:tabs>
+            <w:rPr/>
+          </w:pPr>
+          <w:hyperlink w:anchor="__RefHeading___Toc118_1515718920">
+            <w:r>
+              <w:rPr>
+                <w:rStyle w:val="Style14"/>
+              </w:rPr>
+              <w:t>Режимы работы</w:t>
+              <w:tab/>
+              <w:t>1</w:t>
+            </w:r>
+          </w:hyperlink>
+        </w:p>
+        <w:p>
+          <w:pPr>
+            <w:pStyle w:val="TOC2"/>
+            <w:tabs>
+              <w:tab w:val="clear" w:pos="9355"/>
+              <w:tab w:val="right" w:pos="9637" w:leader="dot"/>
+            </w:tabs>
+            <w:rPr/>
+          </w:pPr>
+          <w:hyperlink w:anchor="__RefHeading___Toc120_1515718920">
+            <w:r>
+              <w:rPr>
+                <w:rStyle w:val="Style14"/>
+              </w:rPr>
+              <w:t>Дополнительные функции</w:t>
+              <w:tab/>
+              <w:t>3</w:t>
+            </w:r>
+          </w:hyperlink>
+        </w:p>
+        <w:p>
+          <w:pPr>
+            <w:pStyle w:val="TOC2"/>
+            <w:tabs>
+              <w:tab w:val="clear" w:pos="9355"/>
+              <w:tab w:val="right" w:pos="9637" w:leader="dot"/>
+            </w:tabs>
+            <w:rPr/>
+          </w:pPr>
+          <w:hyperlink w:anchor="__RefHeading___Toc122_1515718920">
+            <w:r>
+              <w:rPr>
+                <w:rStyle w:val="Style14"/>
+              </w:rPr>
+              <w:t>Калибровка цветов</w:t>
+              <w:tab/>
+              <w:t>3</w:t>
+            </w:r>
+          </w:hyperlink>
+        </w:p>
+        <w:p>
+          <w:pPr>
+            <w:pStyle w:val="TOC2"/>
+            <w:tabs>
+              <w:tab w:val="clear" w:pos="9355"/>
+              <w:tab w:val="right" w:pos="9637" w:leader="dot"/>
+            </w:tabs>
+            <w:rPr/>
+          </w:pPr>
+          <w:hyperlink w:anchor="__RefHeading___Toc124_1515718920">
+            <w:r>
+              <w:rPr>
+                <w:rStyle w:val="Style14"/>
+              </w:rPr>
+              <w:t>Загрузка контента</w:t>
+              <w:tab/>
+              <w:t>4</w:t>
+            </w:r>
+          </w:hyperlink>
+        </w:p>
+        <w:p>
+          <w:pPr>
+            <w:pStyle w:val="TOC2"/>
+            <w:tabs>
+              <w:tab w:val="clear" w:pos="9355"/>
+              <w:tab w:val="right" w:pos="9637" w:leader="dot"/>
+            </w:tabs>
+            <w:rPr/>
+          </w:pPr>
+          <w:hyperlink w:anchor="__RefHeading___Toc126_1515718920">
+            <w:r>
+              <w:rPr>
+                <w:rStyle w:val="Style14"/>
+              </w:rPr>
+              <w:t>Советы по использованию</w:t>
+              <w:tab/>
+              <w:t>4</w:t>
+            </w:r>
+          </w:hyperlink>
+        </w:p>
+        <w:p>
+          <w:pPr>
+            <w:pStyle w:val="TOC2"/>
+            <w:tabs>
+              <w:tab w:val="clear" w:pos="9355"/>
+              <w:tab w:val="right" w:pos="9637" w:leader="dot"/>
+            </w:tabs>
+            <w:rPr/>
+          </w:pPr>
+          <w:hyperlink w:anchor="__RefHeading___Toc128_1515718920">
+            <w:r>
+              <w:rPr>
+                <w:rStyle w:val="Style14"/>
+              </w:rPr>
+              <w:t>Быстрый справочник для родителей</w:t>
+              <w:tab/>
+              <w:t>4</w:t>
+            </w:r>
+          </w:hyperlink>
+          <w:r>
+            <w:rPr>
+              <w:rStyle w:val="Style14"/>
+            </w:rPr>
+            <w:fldChar w:fldCharType="end"/>
+          </w:r>
+        </w:p>
+      </w:sdtContent>
+    </w:sdt>
+    <w:p>
+      <w:pPr>
+        <w:pStyle w:val="BodyText"/>
+        <w:spacing w:lineRule="auto" w:line="276" w:before="0" w:after="140"/>
+        <w:rPr>
+          <w:rStyle w:val="Strong"/>
+        </w:rPr>
+      </w:pPr>
+      <w:r>
+        <w:rPr/>
+      </w:r>
+    </w:p>
+    <w:p>
+      <w:pPr>
+        <w:pStyle w:val="Style17"/>
         <w:rPr/>
       </w:pPr>
       <w:r>
@@ -45,6 +298,8 @@
         <w:pStyle w:val="Heading2"/>
         <w:rPr/>
       </w:pPr>
+      <w:bookmarkStart w:id="1" w:name="__RefHeading___Toc114_1515718920"/>
+      <w:bookmarkEnd w:id="1"/>
       <w:r>
         <w:rPr/>
         <w:t>Назначение игрушки</w:t>
@@ -62,7 +317,7 @@
     </w:p>
     <w:p>
       <w:pPr>
-        <w:pStyle w:val="Style16"/>
+        <w:pStyle w:val="Style17"/>
         <w:rPr/>
       </w:pPr>
       <w:r>
@@ -74,6 +329,8 @@
         <w:pStyle w:val="Heading2"/>
         <w:rPr/>
       </w:pPr>
+      <w:bookmarkStart w:id="2" w:name="__RefHeading___Toc116_1515718920"/>
+      <w:bookmarkEnd w:id="2"/>
       <w:r>
         <w:rPr/>
         <w:t>Элементы управления</w:t>
@@ -206,7 +463,7 @@
     </w:p>
     <w:p>
       <w:pPr>
-        <w:pStyle w:val="Style16"/>
+        <w:pStyle w:val="Style17"/>
         <w:rPr/>
       </w:pPr>
       <w:r>
@@ -218,6 +475,8 @@
         <w:pStyle w:val="Heading2"/>
         <w:rPr/>
       </w:pPr>
+      <w:bookmarkStart w:id="3" w:name="__RefHeading___Toc118_1515718920"/>
+      <w:bookmarkEnd w:id="3"/>
       <w:r>
         <w:rPr/>
         <w:t>Режимы работы</w:t>
@@ -862,7 +1121,7 @@
     </w:p>
     <w:p>
       <w:pPr>
-        <w:pStyle w:val="Style16"/>
+        <w:pStyle w:val="Style17"/>
         <w:rPr/>
       </w:pPr>
       <w:r>
@@ -874,6 +1133,8 @@
         <w:pStyle w:val="Heading2"/>
         <w:rPr/>
       </w:pPr>
+      <w:bookmarkStart w:id="4" w:name="__RefHeading___Toc120_1515718920"/>
+      <w:bookmarkEnd w:id="4"/>
       <w:r>
         <w:rPr/>
         <w:t>Дополнительные функции</w:t>
@@ -1051,7 +1312,7 @@
     </w:p>
     <w:p>
       <w:pPr>
-        <w:pStyle w:val="Style16"/>
+        <w:pStyle w:val="Style17"/>
         <w:rPr/>
       </w:pPr>
       <w:r>
@@ -1063,6 +1324,8 @@
         <w:pStyle w:val="Heading2"/>
         <w:rPr/>
       </w:pPr>
+      <w:bookmarkStart w:id="5" w:name="__RefHeading___Toc122_1515718920"/>
+      <w:bookmarkEnd w:id="5"/>
       <w:r>
         <w:rPr/>
         <w:t>Калибровка цветов</w:t>
@@ -1284,7 +1547,7 @@
     </w:p>
     <w:p>
       <w:pPr>
-        <w:pStyle w:val="Style16"/>
+        <w:pStyle w:val="Style17"/>
         <w:rPr/>
       </w:pPr>
       <w:r>
@@ -1296,6 +1559,99 @@
         <w:pStyle w:val="Heading2"/>
         <w:rPr/>
       </w:pPr>
+      <w:bookmarkStart w:id="6" w:name="__RefHeading___Toc124_1515718920"/>
+      <w:bookmarkEnd w:id="6"/>
+      <w:r>
+        <w:rPr/>
+        <w:t>Загрузка контента</w:t>
+      </w:r>
+    </w:p>
+    <w:p>
+      <w:pPr>
+        <w:pStyle w:val="BodyText"/>
+        <w:rPr/>
+      </w:pPr>
+      <w:r>
+        <w:rPr/>
+        <w:t>Для загрузки контента необходимо получить доступ к microSD карте находящейся в голове игрушки, для этого снимите силиконовый капюшон потянув за ушки Зайчика, открутите два винта и снимите верхнюю половинку головы придерживая нижнюю. Далее аккуратно вытащите SD карту нажатием на нее до упора и отпусканием пока карточка не отщелкнится.</w:t>
+      </w:r>
+    </w:p>
+    <w:p>
+      <w:pPr>
+        <w:pStyle w:val="BodyText"/>
+        <w:rPr/>
+      </w:pPr>
+      <w:r>
+        <w:rPr/>
+        <w:t>Далее загрузите контент на карточку используя имеющиеся средства (телефон, картридер, слот для microSD на ноутбуке и т.д.)</w:t>
+      </w:r>
+    </w:p>
+    <w:p>
+      <w:pPr>
+        <w:pStyle w:val="BodyText"/>
+        <w:rPr/>
+      </w:pPr>
+      <w:r>
+        <w:rPr/>
+        <w:t>Соберите игрушку в обратном порядке.</w:t>
+      </w:r>
+    </w:p>
+    <w:p>
+      <w:pPr>
+        <w:pStyle w:val="BodyText"/>
+        <w:rPr/>
+      </w:pPr>
+      <w:r>
+        <w:rPr/>
+        <w:t>Контент загружается в определенные для режимов папки (см. “Режимы” выше)</w:t>
+      </w:r>
+    </w:p>
+    <w:p>
+      <w:pPr>
+        <w:pStyle w:val="BodyText"/>
+        <w:rPr/>
+      </w:pPr>
+      <w:r>
+        <w:rPr/>
+        <w:t>Дополнить контент нельзя, возможна только замена оригинального контента своим, названия файлов могут быть любыми но должны начинаться с цифровой последовательности 001., 002. и так далее. Игрушка будет воспроизводить контент в указанном порядке.</w:t>
+      </w:r>
+    </w:p>
+    <w:p>
+      <w:pPr>
+        <w:pStyle w:val="BodyText"/>
+        <w:rPr/>
+      </w:pPr>
+      <w:r>
+        <w:rPr/>
+        <w:t>Изменение названия папок не допускается. Изменение количества файлов не допускается.</w:t>
+      </w:r>
+    </w:p>
+    <w:p>
+      <w:pPr>
+        <w:pStyle w:val="BodyText"/>
+        <w:rPr/>
+      </w:pPr>
+      <w:r>
+        <w:rPr/>
+        <w:t>Поддерживаемые форматы файлов mp3 и wav.</w:t>
+      </w:r>
+    </w:p>
+    <w:p>
+      <w:pPr>
+        <w:pStyle w:val="Style17"/>
+        <w:rPr/>
+      </w:pPr>
+      <w:r>
+        <w:rPr/>
+      </w:r>
+    </w:p>
+    <w:p>
+      <w:pPr>
+        <w:pStyle w:val="Heading2"/>
+        <w:rPr/>
+      </w:pPr>
+      <w:bookmarkStart w:id="7" w:name="__RefHeading___Toc126_1515718920"/>
+      <w:bookmarkEnd w:id="7"/>
       <w:r>
         <w:rPr/>
         <w:t>Советы по использованию</w:t>
@@ -1389,7 +1745,7 @@
     </w:p>
     <w:p>
       <w:pPr>
-        <w:pStyle w:val="Style16"/>
+        <w:pStyle w:val="Style17"/>
         <w:rPr/>
       </w:pPr>
       <w:r>
@@ -1401,6 +1757,8 @@
         <w:pStyle w:val="Heading2"/>
         <w:rPr/>
       </w:pPr>
+      <w:bookmarkStart w:id="8" w:name="__RefHeading___Toc128_1515718920"/>
+      <w:bookmarkEnd w:id="8"/>
       <w:r>
         <w:rPr/>
         <w:t>Быстрый справочник для родителей</w:t>
@@ -2665,7 +3023,7 @@
   </w:style>
   <w:style w:type="paragraph" w:styleId="Heading1">
     <w:name w:val="Heading 1"/>
-    <w:basedOn w:val="Style14"/>
+    <w:basedOn w:val="Style15"/>
     <w:next w:val="BodyText"/>
     <w:qFormat/>
     <w:pPr>
@@ -2682,7 +3040,7 @@
   </w:style>
   <w:style w:type="paragraph" w:styleId="Heading2">
     <w:name w:val="Heading 2"/>
-    <w:basedOn w:val="Style14"/>
+    <w:basedOn w:val="Style15"/>
     <w:next w:val="BodyText"/>
     <w:qFormat/>
     <w:pPr>
@@ -2717,7 +3075,19 @@
     <w:qFormat/>
     <w:rPr/>
   </w:style>
-  <w:style w:type="paragraph" w:styleId="Style14">
+  <w:style w:type="character" w:styleId="Hyperlink">
+    <w:name w:val="Hyperlink"/>
+    <w:rPr>
+      <w:color w:val="000080"/>
+      <w:u w:val="single"/>
+    </w:rPr>
+  </w:style>
+  <w:style w:type="character" w:styleId="Style14">
+    <w:name w:val="Ссылка указателя"/>
+    <w:qFormat/>
+    <w:rPr/>
+  </w:style>
+  <w:style w:type="paragraph" w:styleId="Style15">
     <w:name w:val="Заголовок"/>
     <w:basedOn w:val="Normal"/>
     <w:next w:val="BodyText"/>
@@ -2764,7 +3134,7 @@
       <w:szCs w:val="24"/>
     </w:rPr>
   </w:style>
-  <w:style w:type="paragraph" w:styleId="Style15">
+  <w:style w:type="paragraph" w:styleId="Style16">
     <w:name w:val="Указатель"/>
     <w:basedOn w:val="Normal"/>
     <w:qFormat/>
@@ -2775,7 +3145,7 @@
       <w:rFonts w:cs="FreeSans"/>
     </w:rPr>
   </w:style>
-  <w:style w:type="paragraph" w:styleId="Style16">
+  <w:style w:type="paragraph" w:styleId="Style17">
     <w:name w:val="Горизонтальная линия"/>
     <w:basedOn w:val="Normal"/>
     <w:next w:val="BodyText"/>
@@ -2791,6 +3161,59 @@
       <w:sz w:val="12"/>
       <w:szCs w:val="12"/>
     </w:rPr>
+  </w:style>
+  <w:style w:type="paragraph" w:styleId="IndexHeading">
+    <w:name w:val="Index Heading"/>
+    <w:basedOn w:val="Style15"/>
+    <w:pPr>
+      <w:suppressLineNumbers/>
+      <w:ind w:hanging="0" w:left="0"/>
+    </w:pPr>
+    <w:rPr>
+      <w:b/>
+      <w:bCs/>
+      <w:sz w:val="32"/>
+      <w:szCs w:val="32"/>
+    </w:rPr>
+  </w:style>
+  <w:style w:type="paragraph" w:styleId="TOCHeading">
+    <w:name w:val="TOC Heading"/>
+    <w:basedOn w:val="IndexHeading"/>
+    <w:qFormat/>
+    <w:pPr>
+      <w:suppressLineNumbers/>
+      <w:ind w:hanging="0" w:left="0"/>
+    </w:pPr>
+    <w:rPr>
+      <w:b/>
+      <w:bCs/>
+      <w:sz w:val="32"/>
+      <w:szCs w:val="32"/>
+    </w:rPr>
+  </w:style>
+  <w:style w:type="paragraph" w:styleId="TOC1">
+    <w:name w:val="TOC 1"/>
+    <w:basedOn w:val="Style16"/>
+    <w:pPr>
+      <w:tabs>
+        <w:tab w:val="clear" w:pos="709"/>
+        <w:tab w:val="right" w:pos="9638" w:leader="dot"/>
+      </w:tabs>
+      <w:ind w:hanging="0" w:left="0"/>
+    </w:pPr>
+    <w:rPr/>
+  </w:style>
+  <w:style w:type="paragraph" w:styleId="TOC2">
+    <w:name w:val="TOC 2"/>
+    <w:basedOn w:val="Style16"/>
+    <w:pPr>
+      <w:tabs>
+        <w:tab w:val="clear" w:pos="709"/>
+        <w:tab w:val="right" w:pos="9355" w:leader="dot"/>
+      </w:tabs>
+      <w:ind w:hanging="0" w:left="283"/>
+    </w:pPr>
+    <w:rPr/>
   </w:style>
 </w:styles>
 </file>
